--- a/files/manual_utilizare_sistem_timp.docx
+++ b/files/manual_utilizare_sistem_timp.docx
@@ -7615,7 +7615,7 @@
         <w:t xml:space="preserve"> </w:t>
       </w:r>
       <w:r>
-        <w:t xml:space="preserve">Ziua 1 a fiecărui an cade în ziua UTC a solstițiului din decembrie pentru cei 20 de ani din tabelele consultate (2011–2019 și 2021–2031).</w:t>
+        <w:t>Ziua 1 a fiecărui an cade în ziua UTC a solstițiului din decembrie pentru toți cei 21 de ani verificați (2011–2031), inclusiv 2020, confruntați cu biblioteca astronomică ephem.</w:t>
       </w:r>
     </w:p>
     <w:p>
